--- a/Gabriel/React/GABRIEL POPA.docx
+++ b/Gabriel/React/GABRIEL POPA.docx
@@ -12,22 +12,34 @@
         <w:jc w:val="center"/>
         <w:rPr>
           <w:rStyle w:val="Strong"/>
-          <w:rFonts w:ascii="Arial Black" w:hAnsi="Arial Black"/>
+          <w:rFonts w:ascii="Stencil" w:hAnsi="Stencil" w:cs="Helvetica"/>
           <w:color w:val="4472C4" w:themeColor="accent5"/>
-          <w:sz w:val="72"/>
+          <w:sz w:val="44"/>
           <w:szCs w:val="96"/>
         </w:rPr>
       </w:pPr>
       <w:r>
         <w:rPr>
           <w:rStyle w:val="Strong"/>
-          <w:rFonts w:ascii="Arial Black" w:hAnsi="Arial Black"/>
+          <w:rFonts w:ascii="Stencil" w:hAnsi="Stencil" w:cs="Helvetica"/>
           <w:color w:val="4472C4" w:themeColor="accent5"/>
-          <w:sz w:val="72"/>
+          <w:sz w:val="44"/>
           <w:szCs w:val="96"/>
         </w:rPr>
-        <w:t>GABRIEL POPA</w:t>
-      </w:r>
+        <w:t xml:space="preserve">Gabriel </w:t>
+      </w:r>
+      <w:proofErr w:type="spellStart"/>
+      <w:r>
+        <w:rPr>
+          <w:rStyle w:val="Strong"/>
+          <w:rFonts w:ascii="Stencil" w:hAnsi="Stencil" w:cs="Helvetica"/>
+          <w:color w:val="4472C4" w:themeColor="accent5"/>
+          <w:sz w:val="44"/>
+          <w:szCs w:val="96"/>
+        </w:rPr>
+        <w:t>Popa</w:t>
+      </w:r>
+      <w:proofErr w:type="spellEnd"/>
     </w:p>
     <w:p>
       <w:pPr>
@@ -38,54 +50,68 @@
         <w:spacing w:beforeAutospacing="0" w:afterAutospacing="0"/>
         <w:jc w:val="center"/>
         <w:rPr>
+          <w:rFonts w:ascii="Helvetica" w:hAnsi="Helvetica" w:cs="Helvetica"/>
           <w:b/>
           <w:bCs/>
           <w:color w:val="4472C4" w:themeColor="accent5"/>
-          <w:sz w:val="28"/>
-          <w:szCs w:val="36"/>
-        </w:rPr>
-      </w:pPr>
-      <w:r>
-        <w:rPr>
+          <w:sz w:val="22"/>
+          <w:szCs w:val="22"/>
+        </w:rPr>
+      </w:pPr>
+      <w:proofErr w:type="spellStart"/>
+      <w:r>
+        <w:rPr>
+          <w:rFonts w:ascii="Helvetica" w:hAnsi="Helvetica" w:cs="Helvetica"/>
           <w:b/>
           <w:bCs/>
           <w:color w:val="4472C4" w:themeColor="accent5"/>
-          <w:szCs w:val="36"/>
-        </w:rPr>
-        <w:t>Senior Software Engineer</w:t>
-      </w:r>
-      <w:r>
-        <w:rPr>
+          <w:sz w:val="22"/>
+          <w:szCs w:val="22"/>
+        </w:rPr>
+        <w:t>Senior</w:t>
+      </w:r>
+      <w:proofErr w:type="spellEnd"/>
+      <w:r>
+        <w:rPr>
+          <w:rFonts w:ascii="Helvetica" w:hAnsi="Helvetica" w:cs="Helvetica"/>
           <w:b/>
           <w:bCs/>
           <w:color w:val="4472C4" w:themeColor="accent5"/>
-          <w:szCs w:val="36"/>
-        </w:rPr>
-        <w:t>-</w:t>
-      </w:r>
-      <w:r>
-        <w:rPr>
-          <w:sz w:val="22"/>
+          <w:sz w:val="22"/>
+          <w:szCs w:val="22"/>
+        </w:rPr>
+        <w:t xml:space="preserve"> Software Engineer –</w:t>
+      </w:r>
+      <w:r>
+        <w:rPr>
+          <w:rFonts w:ascii="Helvetica" w:hAnsi="Helvetica" w:cs="Helvetica"/>
+          <w:b/>
+          <w:bCs/>
+          <w:color w:val="4472C4" w:themeColor="accent5"/>
+          <w:sz w:val="22"/>
+          <w:szCs w:val="22"/>
         </w:rPr>
         <w:t xml:space="preserve"> </w:t>
       </w:r>
       <w:r>
         <w:rPr>
+          <w:rFonts w:ascii="Helvetica" w:hAnsi="Helvetica" w:cs="Helvetica"/>
           <w:b/>
           <w:bCs/>
           <w:color w:val="4472C4" w:themeColor="accent5"/>
-          <w:szCs w:val="36"/>
+          <w:sz w:val="22"/>
+          <w:szCs w:val="22"/>
         </w:rPr>
         <w:t>React</w:t>
       </w:r>
-      <w:bookmarkStart w:id="0" w:name="_GoBack"/>
-      <w:bookmarkEnd w:id="0"/>
-      <w:r>
-        <w:rPr>
+      <w:r>
+        <w:rPr>
+          <w:rFonts w:ascii="Helvetica" w:hAnsi="Helvetica" w:cs="Helvetica"/>
           <w:b/>
           <w:bCs/>
           <w:color w:val="4472C4" w:themeColor="accent5"/>
-          <w:szCs w:val="36"/>
+          <w:sz w:val="22"/>
+          <w:szCs w:val="22"/>
         </w:rPr>
         <w:t xml:space="preserve"> • AWS</w:t>
       </w:r>
@@ -98,22 +124,22 @@
         <w:jc w:val="center"/>
         <w:rPr>
           <w:rStyle w:val="NormalWebChar"/>
-          <w:rFonts w:asciiTheme="majorBidi" w:hAnsiTheme="majorBidi" w:cstheme="majorBidi"/>
+          <w:rFonts w:ascii="Cambria" w:hAnsi="Cambria" w:cstheme="majorBidi"/>
           <w:bCs/>
           <w:color w:val="000000" w:themeColor="text1"/>
-          <w:sz w:val="20"/>
-          <w:szCs w:val="27"/>
+          <w:sz w:val="21"/>
+          <w:szCs w:val="21"/>
         </w:rPr>
       </w:pPr>
       <w:proofErr w:type="spellStart"/>
       <w:r>
         <w:rPr>
           <w:rStyle w:val="NormalWebChar"/>
-          <w:rFonts w:asciiTheme="majorBidi" w:hAnsiTheme="majorBidi" w:cstheme="majorBidi"/>
+          <w:rFonts w:ascii="Cambria" w:hAnsi="Cambria" w:cstheme="majorBidi"/>
           <w:bCs/>
           <w:color w:val="000000" w:themeColor="text1"/>
-          <w:sz w:val="20"/>
-          <w:szCs w:val="28"/>
+          <w:sz w:val="21"/>
+          <w:szCs w:val="21"/>
         </w:rPr>
         <w:t>Cluj</w:t>
       </w:r>
@@ -121,66 +147,68 @@
       <w:r>
         <w:rPr>
           <w:rStyle w:val="NormalWebChar"/>
-          <w:rFonts w:asciiTheme="majorBidi" w:hAnsiTheme="majorBidi" w:cstheme="majorBidi"/>
+          <w:rFonts w:ascii="Cambria" w:hAnsi="Cambria" w:cstheme="majorBidi"/>
           <w:bCs/>
           <w:color w:val="000000" w:themeColor="text1"/>
-          <w:sz w:val="20"/>
-          <w:szCs w:val="28"/>
-        </w:rPr>
-        <w:t>, Romania</w:t>
+          <w:sz w:val="21"/>
+          <w:szCs w:val="21"/>
+        </w:rPr>
+        <w:t xml:space="preserve">, Romania | +40 764309991 | </w:t>
+      </w:r>
+      <w:r>
+        <w:rPr>
+          <w:rFonts w:ascii="Cambria" w:eastAsia="Times New Roman" w:hAnsi="Cambria" w:cstheme="majorBidi"/>
+          <w:bCs/>
+          <w:color w:val="000000" w:themeColor="text1"/>
+          <w:sz w:val="21"/>
+          <w:szCs w:val="21"/>
+          <w:lang w:eastAsia="en-US"/>
+        </w:rPr>
+        <w:t>popagabrial0523@gmail.com</w:t>
+      </w:r>
+      <w:r>
+        <w:rPr>
+          <w:rFonts w:ascii="Cambria" w:eastAsia="Times New Roman" w:hAnsi="Cambria" w:cstheme="majorBidi"/>
+          <w:bCs/>
+          <w:color w:val="000000" w:themeColor="text1"/>
+          <w:sz w:val="21"/>
+          <w:szCs w:val="21"/>
+          <w:lang w:eastAsia="en-US"/>
+        </w:rPr>
+        <w:t xml:space="preserve"> </w:t>
+      </w:r>
+      <w:r>
+        <w:rPr>
+          <w:rFonts w:ascii="Cambria" w:eastAsia="Times New Roman" w:hAnsi="Cambria" w:cstheme="majorBidi"/>
+          <w:bCs/>
+          <w:color w:val="000000" w:themeColor="text1"/>
+          <w:sz w:val="21"/>
+          <w:szCs w:val="21"/>
+          <w:lang w:eastAsia="en-US"/>
+        </w:rPr>
+        <w:t xml:space="preserve">| </w:t>
       </w:r>
       <w:r>
         <w:rPr>
           <w:rStyle w:val="NormalWebChar"/>
-          <w:rFonts w:asciiTheme="majorBidi" w:hAnsiTheme="majorBidi" w:cstheme="majorBidi"/>
+          <w:rFonts w:ascii="Cambria" w:hAnsi="Cambria" w:cstheme="majorBidi"/>
           <w:bCs/>
           <w:color w:val="000000" w:themeColor="text1"/>
-          <w:sz w:val="20"/>
-          <w:szCs w:val="28"/>
-        </w:rPr>
-        <w:t xml:space="preserve"> | </w:t>
+          <w:sz w:val="21"/>
+          <w:szCs w:val="21"/>
+        </w:rPr>
+        <w:t>linkedi</w:t>
       </w:r>
       <w:r>
         <w:rPr>
           <w:rStyle w:val="NormalWebChar"/>
-          <w:rFonts w:asciiTheme="majorBidi" w:hAnsiTheme="majorBidi" w:cstheme="majorBidi"/>
+          <w:rFonts w:ascii="Cambria" w:hAnsi="Cambria" w:cstheme="majorBidi"/>
           <w:bCs/>
           <w:color w:val="000000" w:themeColor="text1"/>
-          <w:sz w:val="20"/>
-          <w:szCs w:val="28"/>
-        </w:rPr>
-        <w:t xml:space="preserve">+40 764309991 | </w:t>
-      </w:r>
-      <w:r>
-        <w:rPr>
-          <w:rFonts w:asciiTheme="majorBidi" w:eastAsia="Times New Roman" w:hAnsiTheme="majorBidi" w:cstheme="majorBidi"/>
-          <w:bCs/>
-          <w:color w:val="000000" w:themeColor="text1"/>
-          <w:szCs w:val="27"/>
-          <w:lang w:eastAsia="en-US"/>
-        </w:rPr>
-        <w:t>popagabriel0523@outlook.com</w:t>
-      </w:r>
-      <w:r>
-        <w:rPr>
-          <w:rFonts w:asciiTheme="majorBidi" w:eastAsia="Times New Roman" w:hAnsiTheme="majorBidi" w:cstheme="majorBidi"/>
-          <w:bCs/>
-          <w:color w:val="000000" w:themeColor="text1"/>
-          <w:szCs w:val="27"/>
-          <w:lang w:eastAsia="en-US"/>
-        </w:rPr>
-        <w:t xml:space="preserve"> | </w:t>
-      </w:r>
-      <w:r>
-        <w:rPr>
-          <w:rStyle w:val="NormalWebChar"/>
-          <w:rFonts w:asciiTheme="majorBidi" w:hAnsiTheme="majorBidi" w:cstheme="majorBidi"/>
-          <w:bCs/>
-          <w:color w:val="000000" w:themeColor="text1"/>
-          <w:sz w:val="20"/>
-          <w:szCs w:val="27"/>
-        </w:rPr>
-        <w:t>https://www.linkedin.com/in/gabriel-popa-89ba643a4/</w:t>
+          <w:sz w:val="21"/>
+          <w:szCs w:val="21"/>
+        </w:rPr>
+        <w:t>n.com/in/gabriel-popa-89ba643a4</w:t>
       </w:r>
     </w:p>
     <w:p>
@@ -192,21 +220,21 @@
         <w:spacing w:before="100" w:after="120" w:afterAutospacing="0"/>
         <w:jc w:val="both"/>
         <w:rPr>
-          <w:rFonts w:ascii="Arial Black" w:hAnsi="Arial Black" w:cstheme="majorBidi" w:hint="default"/>
+          <w:rFonts w:ascii="Cambria" w:hAnsi="Cambria" w:cs="Arial" w:hint="default"/>
           <w:color w:val="4472C4" w:themeColor="accent5"/>
-          <w:sz w:val="28"/>
-          <w:szCs w:val="32"/>
+          <w:sz w:val="26"/>
+          <w:szCs w:val="26"/>
         </w:rPr>
       </w:pPr>
       <w:r>
         <w:rPr>
           <w:rStyle w:val="Strong"/>
-          <w:rFonts w:ascii="Arial Black" w:hAnsi="Arial Black" w:cstheme="majorBidi" w:hint="default"/>
+          <w:rFonts w:ascii="Cambria" w:hAnsi="Cambria" w:cs="Arial" w:hint="default"/>
           <w:b/>
           <w:bCs/>
           <w:color w:val="4472C4" w:themeColor="accent5"/>
-          <w:sz w:val="28"/>
-          <w:szCs w:val="32"/>
+          <w:sz w:val="26"/>
+          <w:szCs w:val="26"/>
         </w:rPr>
         <w:t>ABOUT ME</w:t>
       </w:r>
@@ -594,21 +622,21 @@
         <w:spacing w:before="120" w:beforeAutospacing="0" w:after="120" w:afterAutospacing="0"/>
         <w:jc w:val="both"/>
         <w:rPr>
-          <w:rFonts w:ascii="Arial Black" w:hAnsi="Arial Black" w:cstheme="majorBidi" w:hint="default"/>
+          <w:rFonts w:ascii="Georgia" w:hAnsi="Georgia" w:cstheme="majorBidi" w:hint="default"/>
           <w:color w:val="4472C4" w:themeColor="accent5"/>
-          <w:sz w:val="28"/>
-          <w:szCs w:val="32"/>
+          <w:sz w:val="26"/>
+          <w:szCs w:val="26"/>
         </w:rPr>
       </w:pPr>
       <w:r>
         <w:rPr>
           <w:rStyle w:val="Strong"/>
-          <w:rFonts w:ascii="Arial Black" w:hAnsi="Arial Black" w:cstheme="majorBidi" w:hint="default"/>
+          <w:rFonts w:ascii="Georgia" w:hAnsi="Georgia" w:cstheme="majorBidi" w:hint="default"/>
           <w:b/>
           <w:bCs/>
           <w:color w:val="4472C4" w:themeColor="accent5"/>
-          <w:sz w:val="28"/>
-          <w:szCs w:val="32"/>
+          <w:sz w:val="26"/>
+          <w:szCs w:val="26"/>
         </w:rPr>
         <w:t>SKILLS</w:t>
       </w:r>
@@ -620,7 +648,6 @@
           <w:ilvl w:val="0"/>
           <w:numId w:val="24"/>
         </w:numPr>
-        <w:spacing w:before="100" w:beforeAutospacing="1" w:after="100" w:afterAutospacing="1"/>
         <w:jc w:val="both"/>
         <w:rPr>
           <w:rFonts w:ascii="Times New Roman" w:eastAsia="Times New Roman" w:hAnsi="Times New Roman" w:cs="Times New Roman"/>
@@ -779,7 +806,6 @@
           <w:ilvl w:val="0"/>
           <w:numId w:val="24"/>
         </w:numPr>
-        <w:spacing w:before="100" w:beforeAutospacing="1" w:after="100" w:afterAutospacing="1"/>
         <w:jc w:val="both"/>
         <w:rPr>
           <w:rFonts w:ascii="Times New Roman" w:eastAsia="Times New Roman" w:hAnsi="Times New Roman" w:cs="Times New Roman"/>
@@ -876,7 +902,6 @@
           <w:ilvl w:val="0"/>
           <w:numId w:val="24"/>
         </w:numPr>
-        <w:spacing w:before="100" w:beforeAutospacing="1" w:after="100" w:afterAutospacing="1"/>
         <w:jc w:val="both"/>
         <w:rPr>
           <w:rFonts w:ascii="Times New Roman" w:eastAsia="Times New Roman" w:hAnsi="Times New Roman" w:cs="Times New Roman"/>
@@ -953,7 +978,6 @@
           <w:ilvl w:val="0"/>
           <w:numId w:val="24"/>
         </w:numPr>
-        <w:spacing w:before="100" w:beforeAutospacing="1" w:after="100" w:afterAutospacing="1"/>
         <w:jc w:val="both"/>
         <w:rPr>
           <w:rFonts w:ascii="Times New Roman" w:eastAsia="Times New Roman" w:hAnsi="Times New Roman" w:cs="Times New Roman"/>
@@ -1084,7 +1108,17 @@
           <w:szCs w:val="24"/>
           <w:lang w:eastAsia="en-US"/>
         </w:rPr>
-        <w:t xml:space="preserve"> environment awareness, Linux basics, frontend build pipelines, artifact packaging, release coordination, environment configuration, CI validation support</w:t>
+        <w:t xml:space="preserve"> environment awareness, </w:t>
+      </w:r>
+      <w:bookmarkStart w:id="0" w:name="_GoBack"/>
+      <w:r>
+        <w:rPr>
+          <w:rFonts w:ascii="Times New Roman" w:eastAsia="Times New Roman" w:hAnsi="Times New Roman" w:cs="Times New Roman"/>
+          <w:sz w:val="22"/>
+          <w:szCs w:val="24"/>
+          <w:lang w:eastAsia="en-US"/>
+        </w:rPr>
+        <w:t>Linux basics, frontend build pipelines, artifact packaging, release coordination, environment configuration, CI validation support</w:t>
       </w:r>
     </w:p>
     <w:p>
@@ -1094,7 +1128,6 @@
           <w:ilvl w:val="0"/>
           <w:numId w:val="24"/>
         </w:numPr>
-        <w:spacing w:before="100" w:beforeAutospacing="1" w:after="100" w:afterAutospacing="1"/>
         <w:jc w:val="both"/>
         <w:rPr>
           <w:rFonts w:ascii="Times New Roman" w:eastAsia="Times New Roman" w:hAnsi="Times New Roman" w:cs="Times New Roman"/>
@@ -1157,30 +1190,31 @@
         <w:t xml:space="preserve"> basics, correlation IDs, OWASP-aware frontend practices, route protection, rate-limit aware UX handling, audit-sensitive UI flows</w:t>
       </w:r>
     </w:p>
+    <w:bookmarkEnd w:id="0"/>
     <w:p>
       <w:pPr>
         <w:pStyle w:val="Heading3"/>
         <w:pBdr>
           <w:bottom w:val="single" w:sz="8" w:space="1" w:color="4472C4" w:themeColor="accent5"/>
         </w:pBdr>
-        <w:spacing w:before="100" w:after="120" w:afterAutospacing="0"/>
+        <w:spacing w:before="120" w:beforeAutospacing="0" w:after="120" w:afterAutospacing="0"/>
         <w:jc w:val="both"/>
         <w:rPr>
-          <w:rFonts w:ascii="Arial Black" w:hAnsi="Arial Black" w:cstheme="majorBidi" w:hint="default"/>
+          <w:rFonts w:ascii="Georgia" w:hAnsi="Georgia" w:cstheme="majorBidi" w:hint="default"/>
           <w:color w:val="4472C4" w:themeColor="accent5"/>
-          <w:sz w:val="28"/>
-          <w:szCs w:val="32"/>
+          <w:sz w:val="26"/>
+          <w:szCs w:val="26"/>
         </w:rPr>
       </w:pPr>
       <w:r>
         <w:rPr>
           <w:rStyle w:val="Strong"/>
-          <w:rFonts w:ascii="Arial Black" w:hAnsi="Arial Black" w:cstheme="majorBidi" w:hint="default"/>
+          <w:rFonts w:ascii="Georgia" w:hAnsi="Georgia" w:cstheme="majorBidi" w:hint="default"/>
           <w:b/>
           <w:bCs/>
           <w:color w:val="4472C4" w:themeColor="accent5"/>
-          <w:sz w:val="28"/>
-          <w:szCs w:val="32"/>
+          <w:sz w:val="26"/>
+          <w:szCs w:val="26"/>
         </w:rPr>
         <w:t>PROFESSIONAL EXPERIENCE</w:t>
       </w:r>
@@ -1192,14 +1226,14 @@
         <w:jc w:val="both"/>
         <w:rPr>
           <w:rStyle w:val="Strong"/>
-          <w:rFonts w:ascii="Arial Black" w:hAnsi="Arial Black" w:cstheme="majorBidi"/>
+          <w:rFonts w:ascii="Arial" w:hAnsi="Arial" w:cs="Arial"/>
           <w:szCs w:val="28"/>
         </w:rPr>
       </w:pPr>
       <w:r>
         <w:rPr>
           <w:rStyle w:val="Strong"/>
-          <w:rFonts w:ascii="Arial Black" w:hAnsi="Arial Black" w:cstheme="majorBidi"/>
+          <w:rFonts w:ascii="Arial" w:hAnsi="Arial" w:cs="Arial"/>
           <w:szCs w:val="28"/>
         </w:rPr>
         <w:t>Senior Software Engineer</w:t>
@@ -1229,14 +1263,14 @@
           <w:rFonts w:asciiTheme="majorBidi" w:hAnsiTheme="majorBidi" w:cstheme="majorBidi"/>
           <w:szCs w:val="28"/>
         </w:rPr>
-        <w:t xml:space="preserve"> </w:t>
+        <w:t>, Remote</w:t>
       </w:r>
       <w:r>
         <w:rPr>
           <w:rFonts w:asciiTheme="majorBidi" w:hAnsiTheme="majorBidi" w:cstheme="majorBidi"/>
           <w:szCs w:val="28"/>
         </w:rPr>
-        <w:t xml:space="preserve">| Bucharest, Romania </w:t>
+        <w:t xml:space="preserve"> </w:t>
       </w:r>
       <w:r>
         <w:rPr>
@@ -1273,7 +1307,7 @@
           <w:ilvl w:val="0"/>
           <w:numId w:val="19"/>
         </w:numPr>
-        <w:spacing w:before="100" w:beforeAutospacing="1" w:after="100" w:afterAutospacing="1"/>
+        <w:spacing w:after="120"/>
         <w:jc w:val="both"/>
         <w:rPr>
           <w:rFonts w:ascii="Times New Roman" w:eastAsia="Times New Roman" w:hAnsi="Times New Roman" w:cs="Times New Roman"/>
@@ -1381,7 +1415,7 @@
           <w:ilvl w:val="0"/>
           <w:numId w:val="19"/>
         </w:numPr>
-        <w:spacing w:before="100" w:beforeAutospacing="1" w:after="100" w:afterAutospacing="1"/>
+        <w:spacing w:after="120"/>
         <w:jc w:val="both"/>
         <w:rPr>
           <w:rFonts w:ascii="Times New Roman" w:eastAsia="Times New Roman" w:hAnsi="Times New Roman" w:cs="Times New Roman"/>
@@ -1447,7 +1481,7 @@
           <w:ilvl w:val="0"/>
           <w:numId w:val="19"/>
         </w:numPr>
-        <w:spacing w:before="100" w:beforeAutospacing="1" w:after="100" w:afterAutospacing="1"/>
+        <w:spacing w:after="120"/>
         <w:jc w:val="both"/>
         <w:rPr>
           <w:rFonts w:ascii="Times New Roman" w:eastAsia="Times New Roman" w:hAnsi="Times New Roman" w:cs="Times New Roman"/>
@@ -1493,7 +1527,7 @@
           <w:ilvl w:val="0"/>
           <w:numId w:val="19"/>
         </w:numPr>
-        <w:spacing w:before="100" w:beforeAutospacing="1" w:after="100" w:afterAutospacing="1"/>
+        <w:spacing w:after="120"/>
         <w:jc w:val="both"/>
         <w:rPr>
           <w:rFonts w:ascii="Times New Roman" w:eastAsia="Times New Roman" w:hAnsi="Times New Roman" w:cs="Times New Roman"/>
@@ -1599,7 +1633,7 @@
           <w:ilvl w:val="0"/>
           <w:numId w:val="19"/>
         </w:numPr>
-        <w:spacing w:before="100" w:beforeAutospacing="1" w:after="100" w:afterAutospacing="1"/>
+        <w:spacing w:after="120"/>
         <w:jc w:val="both"/>
         <w:rPr>
           <w:rFonts w:ascii="Times New Roman" w:eastAsia="Times New Roman" w:hAnsi="Times New Roman" w:cs="Times New Roman"/>
@@ -1645,7 +1679,7 @@
           <w:ilvl w:val="0"/>
           <w:numId w:val="19"/>
         </w:numPr>
-        <w:spacing w:before="100" w:beforeAutospacing="1" w:after="100" w:afterAutospacing="1"/>
+        <w:spacing w:after="120"/>
         <w:jc w:val="both"/>
         <w:rPr>
           <w:rFonts w:ascii="Times New Roman" w:eastAsia="Times New Roman" w:hAnsi="Times New Roman" w:cs="Times New Roman"/>
@@ -1661,7 +1695,6 @@
           <w:szCs w:val="24"/>
           <w:lang w:eastAsia="en-US"/>
         </w:rPr>
-        <w:lastRenderedPageBreak/>
         <w:t xml:space="preserve">Stabilized real-time status widgets that were losing synchronization during temporary network issues by improving </w:t>
       </w:r>
       <w:proofErr w:type="spellStart"/>
@@ -1714,7 +1747,7 @@
           <w:ilvl w:val="0"/>
           <w:numId w:val="19"/>
         </w:numPr>
-        <w:spacing w:before="100" w:beforeAutospacing="1" w:after="100" w:afterAutospacing="1"/>
+        <w:spacing w:after="120"/>
         <w:jc w:val="both"/>
         <w:rPr>
           <w:rFonts w:ascii="Times New Roman" w:eastAsia="Times New Roman" w:hAnsi="Times New Roman" w:cs="Times New Roman"/>
@@ -1740,7 +1773,7 @@
           <w:ilvl w:val="0"/>
           <w:numId w:val="19"/>
         </w:numPr>
-        <w:spacing w:before="100" w:beforeAutospacing="1" w:after="100" w:afterAutospacing="1"/>
+        <w:spacing w:after="120"/>
         <w:jc w:val="both"/>
         <w:rPr>
           <w:rFonts w:ascii="Times New Roman" w:eastAsia="Times New Roman" w:hAnsi="Times New Roman" w:cs="Times New Roman"/>
@@ -1756,6 +1789,7 @@
           <w:szCs w:val="24"/>
           <w:lang w:eastAsia="en-US"/>
         </w:rPr>
+        <w:lastRenderedPageBreak/>
         <w:t xml:space="preserve">Improved frontend reliability during backend version upgrade work by coordinating payload validation changes with API teams, catching contract drift early and reducing post-release UI regressions by </w:t>
       </w:r>
       <w:r>
@@ -1786,7 +1820,7 @@
           <w:ilvl w:val="0"/>
           <w:numId w:val="19"/>
         </w:numPr>
-        <w:spacing w:before="100" w:beforeAutospacing="1" w:after="100" w:afterAutospacing="1"/>
+        <w:spacing w:after="120"/>
         <w:jc w:val="both"/>
         <w:rPr>
           <w:rFonts w:ascii="Times New Roman" w:eastAsia="Times New Roman" w:hAnsi="Times New Roman" w:cs="Times New Roman"/>
@@ -1832,7 +1866,7 @@
           <w:ilvl w:val="0"/>
           <w:numId w:val="19"/>
         </w:numPr>
-        <w:spacing w:before="100" w:beforeAutospacing="1" w:after="100" w:afterAutospacing="1"/>
+        <w:spacing w:after="120"/>
         <w:jc w:val="both"/>
         <w:rPr>
           <w:rFonts w:ascii="Times New Roman" w:eastAsia="Times New Roman" w:hAnsi="Times New Roman" w:cs="Times New Roman"/>
@@ -1878,7 +1912,7 @@
           <w:ilvl w:val="0"/>
           <w:numId w:val="19"/>
         </w:numPr>
-        <w:spacing w:before="100" w:beforeAutospacing="1" w:after="100" w:afterAutospacing="1"/>
+        <w:spacing w:after="120"/>
         <w:jc w:val="both"/>
         <w:rPr>
           <w:rFonts w:ascii="Times New Roman" w:eastAsia="Times New Roman" w:hAnsi="Times New Roman" w:cs="Times New Roman"/>
@@ -1904,7 +1938,7 @@
           <w:ilvl w:val="0"/>
           <w:numId w:val="19"/>
         </w:numPr>
-        <w:spacing w:before="100" w:beforeAutospacing="1" w:after="100" w:afterAutospacing="1"/>
+        <w:spacing w:after="120"/>
         <w:jc w:val="both"/>
         <w:rPr>
           <w:rFonts w:ascii="Times New Roman" w:eastAsia="Times New Roman" w:hAnsi="Times New Roman" w:cs="Times New Roman"/>
@@ -1990,14 +2024,14 @@
         <w:jc w:val="both"/>
         <w:rPr>
           <w:rStyle w:val="Strong"/>
-          <w:rFonts w:ascii="Arial Black" w:hAnsi="Arial Black" w:cstheme="majorBidi"/>
+          <w:rFonts w:ascii="Arial" w:hAnsi="Arial" w:cs="Arial"/>
           <w:szCs w:val="28"/>
         </w:rPr>
       </w:pPr>
       <w:r>
         <w:rPr>
           <w:rStyle w:val="Strong"/>
-          <w:rFonts w:ascii="Arial Black" w:hAnsi="Arial Black" w:cstheme="majorBidi"/>
+          <w:rFonts w:ascii="Arial" w:hAnsi="Arial" w:cs="Arial"/>
           <w:szCs w:val="28"/>
         </w:rPr>
         <w:t>Software Engineer</w:t>
@@ -2028,14 +2062,14 @@
           <w:rFonts w:asciiTheme="majorBidi" w:hAnsiTheme="majorBidi" w:cstheme="majorBidi"/>
           <w:szCs w:val="28"/>
         </w:rPr>
-        <w:t xml:space="preserve"> </w:t>
+        <w:t>, Remote</w:t>
       </w:r>
       <w:r>
         <w:rPr>
           <w:rFonts w:asciiTheme="majorBidi" w:hAnsiTheme="majorBidi" w:cstheme="majorBidi"/>
           <w:szCs w:val="28"/>
         </w:rPr>
-        <w:t xml:space="preserve">| Ghent, Belgium </w:t>
+        <w:t xml:space="preserve"> </w:t>
       </w:r>
       <w:r>
         <w:rPr>
@@ -2072,7 +2106,7 @@
           <w:ilvl w:val="0"/>
           <w:numId w:val="20"/>
         </w:numPr>
-        <w:spacing w:before="100" w:beforeAutospacing="1" w:after="100" w:afterAutospacing="1"/>
+        <w:spacing w:after="120"/>
         <w:jc w:val="both"/>
         <w:rPr>
           <w:rFonts w:ascii="Times New Roman" w:eastAsia="Times New Roman" w:hAnsi="Times New Roman" w:cs="Times New Roman"/>
@@ -2140,7 +2174,7 @@
           <w:ilvl w:val="0"/>
           <w:numId w:val="20"/>
         </w:numPr>
-        <w:spacing w:before="100" w:beforeAutospacing="1" w:after="100" w:afterAutospacing="1"/>
+        <w:spacing w:after="120"/>
         <w:jc w:val="both"/>
         <w:rPr>
           <w:rFonts w:ascii="Times New Roman" w:eastAsia="Times New Roman" w:hAnsi="Times New Roman" w:cs="Times New Roman"/>
@@ -2186,7 +2220,7 @@
           <w:ilvl w:val="0"/>
           <w:numId w:val="20"/>
         </w:numPr>
-        <w:spacing w:before="100" w:beforeAutospacing="1" w:after="100" w:afterAutospacing="1"/>
+        <w:spacing w:after="120"/>
         <w:jc w:val="both"/>
         <w:rPr>
           <w:rFonts w:ascii="Times New Roman" w:eastAsia="Times New Roman" w:hAnsi="Times New Roman" w:cs="Times New Roman"/>
@@ -2212,7 +2246,7 @@
           <w:ilvl w:val="0"/>
           <w:numId w:val="20"/>
         </w:numPr>
-        <w:spacing w:before="100" w:beforeAutospacing="1" w:after="100" w:afterAutospacing="1"/>
+        <w:spacing w:after="120"/>
         <w:jc w:val="both"/>
         <w:rPr>
           <w:rFonts w:ascii="Times New Roman" w:eastAsia="Times New Roman" w:hAnsi="Times New Roman" w:cs="Times New Roman"/>
@@ -2302,7 +2336,7 @@
           <w:ilvl w:val="0"/>
           <w:numId w:val="20"/>
         </w:numPr>
-        <w:spacing w:before="100" w:beforeAutospacing="1" w:after="100" w:afterAutospacing="1"/>
+        <w:spacing w:after="120"/>
         <w:jc w:val="both"/>
         <w:rPr>
           <w:rFonts w:ascii="Times New Roman" w:eastAsia="Times New Roman" w:hAnsi="Times New Roman" w:cs="Times New Roman"/>
@@ -2370,7 +2404,7 @@
           <w:ilvl w:val="0"/>
           <w:numId w:val="20"/>
         </w:numPr>
-        <w:spacing w:before="100" w:beforeAutospacing="1" w:after="100" w:afterAutospacing="1"/>
+        <w:spacing w:after="120"/>
         <w:jc w:val="both"/>
         <w:rPr>
           <w:rFonts w:ascii="Times New Roman" w:eastAsia="Times New Roman" w:hAnsi="Times New Roman" w:cs="Times New Roman"/>
@@ -2416,7 +2450,7 @@
           <w:ilvl w:val="0"/>
           <w:numId w:val="20"/>
         </w:numPr>
-        <w:spacing w:before="100" w:beforeAutospacing="1" w:after="100" w:afterAutospacing="1"/>
+        <w:spacing w:after="120"/>
         <w:jc w:val="both"/>
         <w:rPr>
           <w:rFonts w:ascii="Times New Roman" w:eastAsia="Times New Roman" w:hAnsi="Times New Roman" w:cs="Times New Roman"/>
@@ -2442,7 +2476,7 @@
           <w:ilvl w:val="0"/>
           <w:numId w:val="20"/>
         </w:numPr>
-        <w:spacing w:before="100" w:beforeAutospacing="1" w:after="100" w:afterAutospacing="1"/>
+        <w:spacing w:after="120"/>
         <w:jc w:val="both"/>
         <w:rPr>
           <w:rFonts w:ascii="Times New Roman" w:eastAsia="Times New Roman" w:hAnsi="Times New Roman" w:cs="Times New Roman"/>
@@ -2468,7 +2502,7 @@
           <w:ilvl w:val="0"/>
           <w:numId w:val="20"/>
         </w:numPr>
-        <w:spacing w:before="100" w:beforeAutospacing="1" w:after="100" w:afterAutospacing="1"/>
+        <w:spacing w:after="120"/>
         <w:jc w:val="both"/>
         <w:rPr>
           <w:rFonts w:ascii="Times New Roman" w:eastAsia="Times New Roman" w:hAnsi="Times New Roman" w:cs="Times New Roman"/>
@@ -2534,7 +2568,7 @@
           <w:ilvl w:val="0"/>
           <w:numId w:val="20"/>
         </w:numPr>
-        <w:spacing w:before="100" w:beforeAutospacing="1" w:after="100" w:afterAutospacing="1"/>
+        <w:spacing w:after="120"/>
         <w:jc w:val="both"/>
         <w:rPr>
           <w:rFonts w:ascii="Times New Roman" w:eastAsia="Times New Roman" w:hAnsi="Times New Roman" w:cs="Times New Roman"/>
@@ -2580,7 +2614,7 @@
           <w:ilvl w:val="0"/>
           <w:numId w:val="20"/>
         </w:numPr>
-        <w:spacing w:before="100" w:beforeAutospacing="1" w:after="100" w:afterAutospacing="1"/>
+        <w:spacing w:after="120"/>
         <w:jc w:val="both"/>
         <w:rPr>
           <w:rFonts w:ascii="Times New Roman" w:eastAsia="Times New Roman" w:hAnsi="Times New Roman" w:cs="Times New Roman"/>
@@ -2626,14 +2660,14 @@
         <w:jc w:val="both"/>
         <w:rPr>
           <w:rStyle w:val="Strong"/>
-          <w:rFonts w:ascii="Arial Black" w:hAnsi="Arial Black" w:cstheme="majorBidi"/>
+          <w:rFonts w:ascii="Arial" w:hAnsi="Arial" w:cs="Arial"/>
           <w:szCs w:val="28"/>
         </w:rPr>
       </w:pPr>
       <w:r>
         <w:rPr>
           <w:rStyle w:val="Strong"/>
-          <w:rFonts w:ascii="Arial Black" w:hAnsi="Arial Black" w:cstheme="majorBidi"/>
+          <w:rFonts w:ascii="Arial" w:hAnsi="Arial" w:cs="Arial"/>
           <w:szCs w:val="28"/>
         </w:rPr>
         <w:t>Software Developer</w:t>
@@ -2666,14 +2700,14 @@
           <w:rFonts w:asciiTheme="majorBidi" w:hAnsiTheme="majorBidi" w:cstheme="majorBidi"/>
           <w:szCs w:val="28"/>
         </w:rPr>
-        <w:t xml:space="preserve"> </w:t>
+        <w:t>, Remote</w:t>
       </w:r>
       <w:r>
         <w:rPr>
           <w:rFonts w:asciiTheme="majorBidi" w:hAnsiTheme="majorBidi" w:cstheme="majorBidi"/>
           <w:szCs w:val="28"/>
         </w:rPr>
-        <w:t xml:space="preserve">| Stockholm, Sweden </w:t>
+        <w:t xml:space="preserve"> </w:t>
       </w:r>
       <w:r>
         <w:rPr>
@@ -2728,7 +2762,7 @@
           <w:ilvl w:val="0"/>
           <w:numId w:val="21"/>
         </w:numPr>
-        <w:spacing w:before="100" w:beforeAutospacing="1" w:after="100" w:afterAutospacing="1"/>
+        <w:spacing w:after="120"/>
         <w:jc w:val="both"/>
         <w:rPr>
           <w:rFonts w:ascii="Times New Roman" w:eastAsia="Times New Roman" w:hAnsi="Times New Roman" w:cs="Times New Roman"/>
@@ -2744,7 +2778,6 @@
           <w:szCs w:val="24"/>
           <w:lang w:eastAsia="en-US"/>
         </w:rPr>
-        <w:lastRenderedPageBreak/>
         <w:t xml:space="preserve">Built internal analytics interfaces with </w:t>
       </w:r>
       <w:r>
@@ -2775,7 +2808,7 @@
           <w:ilvl w:val="0"/>
           <w:numId w:val="21"/>
         </w:numPr>
-        <w:spacing w:before="100" w:beforeAutospacing="1" w:after="100" w:afterAutospacing="1"/>
+        <w:spacing w:after="120"/>
         <w:jc w:val="both"/>
         <w:rPr>
           <w:rFonts w:ascii="Times New Roman" w:eastAsia="Times New Roman" w:hAnsi="Times New Roman" w:cs="Times New Roman"/>
@@ -2821,7 +2854,7 @@
           <w:ilvl w:val="0"/>
           <w:numId w:val="21"/>
         </w:numPr>
-        <w:spacing w:before="100" w:beforeAutospacing="1" w:after="100" w:afterAutospacing="1"/>
+        <w:spacing w:after="120"/>
         <w:jc w:val="both"/>
         <w:rPr>
           <w:rFonts w:ascii="Times New Roman" w:eastAsia="Times New Roman" w:hAnsi="Times New Roman" w:cs="Times New Roman"/>
@@ -2867,7 +2900,7 @@
           <w:ilvl w:val="0"/>
           <w:numId w:val="21"/>
         </w:numPr>
-        <w:spacing w:before="100" w:beforeAutospacing="1" w:after="100" w:afterAutospacing="1"/>
+        <w:spacing w:after="120"/>
         <w:jc w:val="both"/>
         <w:rPr>
           <w:rFonts w:ascii="Times New Roman" w:eastAsia="Times New Roman" w:hAnsi="Times New Roman" w:cs="Times New Roman"/>
@@ -2893,7 +2926,7 @@
           <w:ilvl w:val="0"/>
           <w:numId w:val="21"/>
         </w:numPr>
-        <w:spacing w:before="100" w:beforeAutospacing="1" w:after="100" w:afterAutospacing="1"/>
+        <w:spacing w:after="120"/>
         <w:jc w:val="both"/>
         <w:rPr>
           <w:rFonts w:ascii="Times New Roman" w:eastAsia="Times New Roman" w:hAnsi="Times New Roman" w:cs="Times New Roman"/>
@@ -2909,6 +2942,7 @@
           <w:szCs w:val="24"/>
           <w:lang w:eastAsia="en-US"/>
         </w:rPr>
+        <w:lastRenderedPageBreak/>
         <w:t xml:space="preserve">Implemented asynchronous export status handling for long-running reports so users no longer waited on blocking browser requests, which improved transparency and reduced repeated export submissions during busy reporting periods by </w:t>
       </w:r>
       <w:r>
@@ -2939,7 +2973,7 @@
           <w:ilvl w:val="0"/>
           <w:numId w:val="21"/>
         </w:numPr>
-        <w:spacing w:before="100" w:beforeAutospacing="1" w:after="100" w:afterAutospacing="1"/>
+        <w:spacing w:after="120"/>
         <w:jc w:val="both"/>
         <w:rPr>
           <w:rFonts w:ascii="Times New Roman" w:eastAsia="Times New Roman" w:hAnsi="Times New Roman" w:cs="Times New Roman"/>
@@ -2987,7 +3021,7 @@
           <w:ilvl w:val="0"/>
           <w:numId w:val="21"/>
         </w:numPr>
-        <w:spacing w:before="100" w:beforeAutospacing="1" w:after="100" w:afterAutospacing="1"/>
+        <w:spacing w:after="120"/>
         <w:jc w:val="both"/>
         <w:rPr>
           <w:rFonts w:ascii="Times New Roman" w:eastAsia="Times New Roman" w:hAnsi="Times New Roman" w:cs="Times New Roman"/>
@@ -3033,7 +3067,7 @@
           <w:ilvl w:val="0"/>
           <w:numId w:val="21"/>
         </w:numPr>
-        <w:spacing w:before="100" w:beforeAutospacing="1" w:after="100" w:afterAutospacing="1"/>
+        <w:spacing w:after="120"/>
         <w:jc w:val="both"/>
         <w:rPr>
           <w:rFonts w:ascii="Times New Roman" w:eastAsia="Times New Roman" w:hAnsi="Times New Roman" w:cs="Times New Roman"/>
@@ -3059,7 +3093,7 @@
           <w:ilvl w:val="0"/>
           <w:numId w:val="21"/>
         </w:numPr>
-        <w:spacing w:before="100" w:beforeAutospacing="1" w:after="100" w:afterAutospacing="1"/>
+        <w:spacing w:after="120"/>
         <w:jc w:val="both"/>
         <w:rPr>
           <w:rFonts w:ascii="Times New Roman" w:eastAsia="Times New Roman" w:hAnsi="Times New Roman" w:cs="Times New Roman"/>
@@ -3085,7 +3119,7 @@
           <w:ilvl w:val="0"/>
           <w:numId w:val="21"/>
         </w:numPr>
-        <w:spacing w:before="100" w:beforeAutospacing="1" w:after="100" w:afterAutospacing="1"/>
+        <w:spacing w:after="120"/>
         <w:jc w:val="both"/>
         <w:rPr>
           <w:rFonts w:ascii="Times New Roman" w:eastAsia="Times New Roman" w:hAnsi="Times New Roman" w:cs="Times New Roman"/>
@@ -3130,14 +3164,14 @@
         <w:spacing w:beforeAutospacing="0" w:afterAutospacing="0"/>
         <w:jc w:val="both"/>
         <w:rPr>
-          <w:rFonts w:asciiTheme="majorBidi" w:hAnsiTheme="majorBidi" w:cstheme="majorBidi"/>
+          <w:rFonts w:ascii="Arial" w:hAnsi="Arial" w:cs="Arial"/>
           <w:szCs w:val="28"/>
         </w:rPr>
       </w:pPr>
       <w:r>
         <w:rPr>
           <w:rStyle w:val="Strong"/>
-          <w:rFonts w:ascii="Arial Black" w:hAnsi="Arial Black" w:cstheme="majorBidi"/>
+          <w:rFonts w:ascii="Arial" w:hAnsi="Arial" w:cs="Arial"/>
           <w:szCs w:val="28"/>
         </w:rPr>
         <w:t>Junior Software Developer</w:t>
@@ -3168,7 +3202,7 @@
           <w:rFonts w:asciiTheme="majorBidi" w:hAnsiTheme="majorBidi" w:cstheme="majorBidi"/>
           <w:szCs w:val="28"/>
         </w:rPr>
-        <w:t xml:space="preserve"> | </w:t>
+        <w:t xml:space="preserve">, </w:t>
       </w:r>
       <w:proofErr w:type="spellStart"/>
       <w:r>
@@ -3221,7 +3255,7 @@
           <w:ilvl w:val="0"/>
           <w:numId w:val="22"/>
         </w:numPr>
-        <w:spacing w:before="100" w:beforeAutospacing="1" w:after="100" w:afterAutospacing="1"/>
+        <w:spacing w:after="120"/>
         <w:jc w:val="both"/>
         <w:rPr>
           <w:rFonts w:ascii="Times New Roman" w:eastAsia="Times New Roman" w:hAnsi="Times New Roman" w:cs="Times New Roman"/>
@@ -3247,7 +3281,7 @@
           <w:ilvl w:val="0"/>
           <w:numId w:val="22"/>
         </w:numPr>
-        <w:spacing w:before="100" w:beforeAutospacing="1" w:after="100" w:afterAutospacing="1"/>
+        <w:spacing w:after="120"/>
         <w:jc w:val="both"/>
         <w:rPr>
           <w:rFonts w:ascii="Times New Roman" w:eastAsia="Times New Roman" w:hAnsi="Times New Roman" w:cs="Times New Roman"/>
@@ -3293,7 +3327,7 @@
           <w:ilvl w:val="0"/>
           <w:numId w:val="22"/>
         </w:numPr>
-        <w:spacing w:before="100" w:beforeAutospacing="1" w:after="100" w:afterAutospacing="1"/>
+        <w:spacing w:after="120"/>
         <w:jc w:val="both"/>
         <w:rPr>
           <w:rFonts w:ascii="Times New Roman" w:eastAsia="Times New Roman" w:hAnsi="Times New Roman" w:cs="Times New Roman"/>
@@ -3319,7 +3353,7 @@
           <w:ilvl w:val="0"/>
           <w:numId w:val="22"/>
         </w:numPr>
-        <w:spacing w:before="100" w:beforeAutospacing="1" w:after="100" w:afterAutospacing="1"/>
+        <w:spacing w:after="120"/>
         <w:jc w:val="both"/>
         <w:rPr>
           <w:rFonts w:ascii="Times New Roman" w:eastAsia="Times New Roman" w:hAnsi="Times New Roman" w:cs="Times New Roman"/>
@@ -3345,7 +3379,7 @@
           <w:ilvl w:val="0"/>
           <w:numId w:val="22"/>
         </w:numPr>
-        <w:spacing w:before="100" w:beforeAutospacing="1" w:after="100" w:afterAutospacing="1"/>
+        <w:spacing w:after="120"/>
         <w:jc w:val="both"/>
         <w:rPr>
           <w:rFonts w:ascii="Times New Roman" w:eastAsia="Times New Roman" w:hAnsi="Times New Roman" w:cs="Times New Roman"/>
@@ -3371,7 +3405,7 @@
           <w:ilvl w:val="0"/>
           <w:numId w:val="22"/>
         </w:numPr>
-        <w:spacing w:before="100" w:beforeAutospacing="1" w:after="100" w:afterAutospacing="1"/>
+        <w:spacing w:after="120"/>
         <w:jc w:val="both"/>
         <w:rPr>
           <w:rFonts w:ascii="Times New Roman" w:eastAsia="Times New Roman" w:hAnsi="Times New Roman" w:cs="Times New Roman"/>
@@ -3397,7 +3431,7 @@
           <w:ilvl w:val="0"/>
           <w:numId w:val="22"/>
         </w:numPr>
-        <w:spacing w:before="100" w:beforeAutospacing="1" w:after="100" w:afterAutospacing="1"/>
+        <w:spacing w:after="120"/>
         <w:jc w:val="both"/>
         <w:rPr>
           <w:rFonts w:ascii="Times New Roman" w:eastAsia="Times New Roman" w:hAnsi="Times New Roman" w:cs="Times New Roman"/>
@@ -3423,7 +3457,7 @@
           <w:ilvl w:val="0"/>
           <w:numId w:val="22"/>
         </w:numPr>
-        <w:spacing w:before="100" w:beforeAutospacing="1" w:after="100" w:afterAutospacing="1"/>
+        <w:spacing w:after="120"/>
         <w:jc w:val="both"/>
         <w:rPr>
           <w:rFonts w:ascii="Times New Roman" w:eastAsia="Times New Roman" w:hAnsi="Times New Roman" w:cs="Times New Roman"/>
@@ -3449,7 +3483,7 @@
           <w:ilvl w:val="0"/>
           <w:numId w:val="22"/>
         </w:numPr>
-        <w:spacing w:before="100" w:beforeAutospacing="1" w:after="100" w:afterAutospacing="1"/>
+        <w:spacing w:after="120"/>
         <w:jc w:val="both"/>
         <w:rPr>
           <w:rFonts w:ascii="Times New Roman" w:eastAsia="Times New Roman" w:hAnsi="Times New Roman" w:cs="Times New Roman"/>
@@ -3476,21 +3510,21 @@
         <w:spacing w:after="120"/>
         <w:jc w:val="both"/>
         <w:rPr>
-          <w:rFonts w:asciiTheme="majorBidi" w:hAnsiTheme="majorBidi" w:cstheme="majorBidi"/>
+          <w:rFonts w:ascii="Georgia" w:hAnsi="Georgia" w:cstheme="majorBidi"/>
           <w:b/>
           <w:bCs/>
           <w:color w:val="4472C4" w:themeColor="accent5"/>
-          <w:sz w:val="28"/>
-          <w:szCs w:val="32"/>
+          <w:sz w:val="26"/>
+          <w:szCs w:val="26"/>
         </w:rPr>
       </w:pPr>
       <w:r>
         <w:rPr>
           <w:rStyle w:val="Strong"/>
-          <w:rFonts w:ascii="Arial Black" w:hAnsi="Arial Black" w:cstheme="majorBidi"/>
+          <w:rFonts w:ascii="Georgia" w:hAnsi="Georgia" w:cstheme="majorBidi"/>
           <w:color w:val="4472C4" w:themeColor="accent5"/>
-          <w:sz w:val="28"/>
-          <w:szCs w:val="32"/>
+          <w:sz w:val="26"/>
+          <w:szCs w:val="26"/>
         </w:rPr>
         <w:t>EDUCATION</w:t>
       </w:r>
@@ -3508,7 +3542,7 @@
       <w:r>
         <w:rPr>
           <w:rStyle w:val="Strong"/>
-          <w:rFonts w:ascii="Arial Black" w:hAnsi="Arial Black" w:cstheme="majorBidi"/>
+          <w:rFonts w:ascii="Arial" w:hAnsi="Arial" w:cs="Arial"/>
           <w:szCs w:val="28"/>
         </w:rPr>
         <w:t>Bachelor</w:t>
@@ -3516,7 +3550,7 @@
       <w:r>
         <w:rPr>
           <w:rStyle w:val="Strong"/>
-          <w:rFonts w:ascii="Arial Black" w:hAnsi="Arial Black" w:cstheme="majorBidi"/>
+          <w:rFonts w:ascii="Arial" w:hAnsi="Arial" w:cs="Arial"/>
           <w:szCs w:val="28"/>
         </w:rPr>
         <w:t>’s Degree</w:t>
@@ -3524,7 +3558,7 @@
       <w:r>
         <w:rPr>
           <w:rStyle w:val="Strong"/>
-          <w:rFonts w:ascii="Arial Black" w:hAnsi="Arial Black" w:cstheme="majorBidi"/>
+          <w:rFonts w:ascii="Arial" w:hAnsi="Arial" w:cs="Arial"/>
           <w:szCs w:val="28"/>
         </w:rPr>
         <w:t xml:space="preserve"> </w:t>
@@ -3532,7 +3566,7 @@
       <w:r>
         <w:rPr>
           <w:rStyle w:val="Strong"/>
-          <w:rFonts w:ascii="Arial Black" w:hAnsi="Arial Black" w:cstheme="majorBidi"/>
+          <w:rFonts w:ascii="Arial" w:hAnsi="Arial" w:cs="Arial"/>
           <w:szCs w:val="28"/>
         </w:rPr>
         <w:t>in</w:t>
@@ -3540,7 +3574,7 @@
       <w:r>
         <w:rPr>
           <w:rStyle w:val="Strong"/>
-          <w:rFonts w:ascii="Arial Black" w:hAnsi="Arial Black" w:cstheme="majorBidi"/>
+          <w:rFonts w:ascii="Arial" w:hAnsi="Arial" w:cs="Arial"/>
           <w:szCs w:val="28"/>
         </w:rPr>
         <w:t xml:space="preserve"> Computer Science</w:t>
@@ -3604,7 +3638,7 @@
           <w:ilvl w:val="0"/>
           <w:numId w:val="2"/>
         </w:numPr>
-        <w:spacing w:beforeAutospacing="0" w:after="100"/>
+        <w:spacing w:beforeAutospacing="0" w:after="120" w:afterAutospacing="0"/>
         <w:jc w:val="both"/>
         <w:rPr>
           <w:rFonts w:asciiTheme="majorBidi" w:hAnsiTheme="majorBidi" w:cstheme="majorBidi"/>
@@ -3617,27 +3651,6 @@
         </w:rPr>
         <w:t>Focused on practical software engineering fundamentals that translated directly into building reliable web systems and data-driven applications.</w:t>
       </w:r>
-    </w:p>
-    <w:p>
-      <w:pPr>
-        <w:pStyle w:val="NormalWeb"/>
-        <w:spacing w:beforeAutospacing="0" w:after="100"/>
-        <w:jc w:val="both"/>
-        <w:rPr>
-          <w:sz w:val="22"/>
-        </w:rPr>
-      </w:pPr>
-    </w:p>
-    <w:p>
-      <w:pPr>
-        <w:pStyle w:val="NormalWeb"/>
-        <w:spacing w:beforeAutospacing="0" w:after="100"/>
-        <w:jc w:val="both"/>
-        <w:rPr>
-          <w:rFonts w:asciiTheme="majorBidi" w:hAnsiTheme="majorBidi" w:cstheme="majorBidi"/>
-          <w:szCs w:val="28"/>
-        </w:rPr>
-      </w:pPr>
     </w:p>
     <w:p>
       <w:pPr>
@@ -3648,19 +3661,19 @@
         <w:jc w:val="both"/>
         <w:rPr>
           <w:rStyle w:val="Strong"/>
-          <w:rFonts w:ascii="Arial Black" w:hAnsi="Arial Black" w:cstheme="majorBidi"/>
+          <w:rFonts w:ascii="Georgia" w:hAnsi="Georgia" w:cstheme="majorBidi"/>
           <w:color w:val="4472C4" w:themeColor="accent5"/>
-          <w:sz w:val="28"/>
-          <w:szCs w:val="32"/>
+          <w:sz w:val="26"/>
+          <w:szCs w:val="26"/>
         </w:rPr>
       </w:pPr>
       <w:r>
         <w:rPr>
           <w:rStyle w:val="Strong"/>
-          <w:rFonts w:ascii="Arial Black" w:hAnsi="Arial Black" w:cstheme="majorBidi"/>
+          <w:rFonts w:ascii="Georgia" w:hAnsi="Georgia" w:cstheme="majorBidi"/>
           <w:color w:val="4472C4" w:themeColor="accent5"/>
-          <w:sz w:val="28"/>
-          <w:szCs w:val="32"/>
+          <w:sz w:val="26"/>
+          <w:szCs w:val="26"/>
         </w:rPr>
         <w:t>CERITIFICATIONS</w:t>
       </w:r>
@@ -3767,17 +3780,6 @@
         </w:rPr>
         <w:t>Validated practical capability in responsive UI development, accessibility-minded implementation, reusable component thinking, browser behavior awareness, and structured frontend problem solving.</w:t>
       </w:r>
-    </w:p>
-    <w:p>
-      <w:pPr>
-        <w:pStyle w:val="NormalWeb"/>
-        <w:spacing w:beforeAutospacing="0" w:after="100"/>
-        <w:jc w:val="both"/>
-        <w:rPr>
-          <w:rFonts w:asciiTheme="majorBidi" w:hAnsiTheme="majorBidi" w:cstheme="majorBidi"/>
-          <w:szCs w:val="28"/>
-        </w:rPr>
-      </w:pPr>
     </w:p>
     <w:sectPr>
       <w:pgSz w:w="11906" w:h="16838"/>

--- a/Gabriel/React/GABRIEL POPA.docx
+++ b/Gabriel/React/GABRIEL POPA.docx
@@ -58,7 +58,6 @@
           <w:szCs w:val="22"/>
         </w:rPr>
       </w:pPr>
-      <w:proofErr w:type="spellStart"/>
       <w:r>
         <w:rPr>
           <w:rFonts w:ascii="Helvetica" w:hAnsi="Helvetica" w:cs="Helvetica"/>
@@ -68,19 +67,7 @@
           <w:sz w:val="22"/>
           <w:szCs w:val="22"/>
         </w:rPr>
-        <w:t>Senior</w:t>
-      </w:r>
-      <w:proofErr w:type="spellEnd"/>
-      <w:r>
-        <w:rPr>
-          <w:rFonts w:ascii="Helvetica" w:hAnsi="Helvetica" w:cs="Helvetica"/>
-          <w:b/>
-          <w:bCs/>
-          <w:color w:val="4472C4" w:themeColor="accent5"/>
-          <w:sz w:val="22"/>
-          <w:szCs w:val="22"/>
-        </w:rPr>
-        <w:t xml:space="preserve"> Software Engineer –</w:t>
+        <w:t>Senior Software Engineer –</w:t>
       </w:r>
       <w:r>
         <w:rPr>
@@ -124,22 +111,22 @@
         <w:jc w:val="center"/>
         <w:rPr>
           <w:rStyle w:val="NormalWebChar"/>
-          <w:rFonts w:ascii="Cambria" w:hAnsi="Cambria" w:cstheme="majorBidi"/>
+          <w:rFonts w:asciiTheme="majorBidi" w:hAnsiTheme="majorBidi" w:cstheme="majorBidi"/>
           <w:bCs/>
           <w:color w:val="000000" w:themeColor="text1"/>
-          <w:sz w:val="21"/>
-          <w:szCs w:val="21"/>
+          <w:sz w:val="22"/>
+          <w:szCs w:val="27"/>
         </w:rPr>
       </w:pPr>
       <w:proofErr w:type="spellStart"/>
       <w:r>
         <w:rPr>
           <w:rStyle w:val="NormalWebChar"/>
-          <w:rFonts w:ascii="Cambria" w:hAnsi="Cambria" w:cstheme="majorBidi"/>
+          <w:rFonts w:asciiTheme="majorBidi" w:hAnsiTheme="majorBidi" w:cstheme="majorBidi"/>
           <w:bCs/>
           <w:color w:val="000000" w:themeColor="text1"/>
-          <w:sz w:val="21"/>
-          <w:szCs w:val="21"/>
+          <w:sz w:val="22"/>
+          <w:szCs w:val="28"/>
         </w:rPr>
         <w:t>Cluj</w:t>
       </w:r>
@@ -147,69 +134,27 @@
       <w:r>
         <w:rPr>
           <w:rStyle w:val="NormalWebChar"/>
-          <w:rFonts w:ascii="Cambria" w:hAnsi="Cambria" w:cstheme="majorBidi"/>
+          <w:rFonts w:asciiTheme="majorBidi" w:hAnsiTheme="majorBidi" w:cstheme="majorBidi"/>
           <w:bCs/>
           <w:color w:val="000000" w:themeColor="text1"/>
-          <w:sz w:val="21"/>
-          <w:szCs w:val="21"/>
-        </w:rPr>
-        <w:t xml:space="preserve">, Romania | +40 764309991 | </w:t>
-      </w:r>
-      <w:r>
-        <w:rPr>
-          <w:rFonts w:ascii="Cambria" w:eastAsia="Times New Roman" w:hAnsi="Cambria" w:cstheme="majorBidi"/>
+          <w:sz w:val="22"/>
+          <w:szCs w:val="28"/>
+        </w:rPr>
+        <w:t xml:space="preserve">, Romania | +40 764309991 | gabrielpdev@outlook.com | </w:t>
+      </w:r>
+      <w:bookmarkStart w:id="0" w:name="_GoBack"/>
+      <w:r>
+        <w:rPr>
+          <w:rStyle w:val="NormalWebChar"/>
+          <w:rFonts w:asciiTheme="majorBidi" w:hAnsiTheme="majorBidi" w:cstheme="majorBidi"/>
           <w:bCs/>
           <w:color w:val="000000" w:themeColor="text1"/>
-          <w:sz w:val="21"/>
-          <w:szCs w:val="21"/>
-          <w:lang w:eastAsia="en-US"/>
-        </w:rPr>
-        <w:t>popagabrial0523@gmail.com</w:t>
-      </w:r>
-      <w:r>
-        <w:rPr>
-          <w:rFonts w:ascii="Cambria" w:eastAsia="Times New Roman" w:hAnsi="Cambria" w:cstheme="majorBidi"/>
-          <w:bCs/>
-          <w:color w:val="000000" w:themeColor="text1"/>
-          <w:sz w:val="21"/>
-          <w:szCs w:val="21"/>
-          <w:lang w:eastAsia="en-US"/>
-        </w:rPr>
-        <w:t xml:space="preserve"> </w:t>
-      </w:r>
-      <w:r>
-        <w:rPr>
-          <w:rFonts w:ascii="Cambria" w:eastAsia="Times New Roman" w:hAnsi="Cambria" w:cstheme="majorBidi"/>
-          <w:bCs/>
-          <w:color w:val="000000" w:themeColor="text1"/>
-          <w:sz w:val="21"/>
-          <w:szCs w:val="21"/>
-          <w:lang w:eastAsia="en-US"/>
-        </w:rPr>
-        <w:t xml:space="preserve">| </w:t>
-      </w:r>
-      <w:r>
-        <w:rPr>
-          <w:rStyle w:val="NormalWebChar"/>
-          <w:rFonts w:ascii="Cambria" w:hAnsi="Cambria" w:cstheme="majorBidi"/>
-          <w:bCs/>
-          <w:color w:val="000000" w:themeColor="text1"/>
-          <w:sz w:val="21"/>
-          <w:szCs w:val="21"/>
-        </w:rPr>
-        <w:t>linkedi</w:t>
-      </w:r>
-      <w:r>
-        <w:rPr>
-          <w:rStyle w:val="NormalWebChar"/>
-          <w:rFonts w:ascii="Cambria" w:hAnsi="Cambria" w:cstheme="majorBidi"/>
-          <w:bCs/>
-          <w:color w:val="000000" w:themeColor="text1"/>
-          <w:sz w:val="21"/>
-          <w:szCs w:val="21"/>
-        </w:rPr>
-        <w:t>n.com/in/gabriel-popa-89ba643a4</w:t>
-      </w:r>
+          <w:sz w:val="22"/>
+          <w:szCs w:val="28"/>
+        </w:rPr>
+        <w:t>https://www.linkedin.com/in/gabriel-popa-12890b414/</w:t>
+      </w:r>
+      <w:bookmarkEnd w:id="0"/>
     </w:p>
     <w:p>
       <w:pPr>
@@ -416,7 +361,6 @@
         </w:rPr>
         <w:t xml:space="preserve">, </w:t>
       </w:r>
-      <w:proofErr w:type="spellStart"/>
       <w:r>
         <w:rPr>
           <w:rFonts w:ascii="Times New Roman" w:eastAsia="Times New Roman" w:hAnsi="Times New Roman" w:cs="Times New Roman"/>
@@ -428,7 +372,6 @@
         </w:rPr>
         <w:t>PostgreSQL</w:t>
       </w:r>
-      <w:proofErr w:type="spellEnd"/>
       <w:r>
         <w:rPr>
           <w:rFonts w:ascii="Times New Roman" w:eastAsia="Times New Roman" w:hAnsi="Times New Roman" w:cs="Times New Roman"/>
@@ -928,27 +871,7 @@
           <w:szCs w:val="24"/>
           <w:lang w:eastAsia="en-US"/>
         </w:rPr>
-        <w:t xml:space="preserve"> </w:t>
-      </w:r>
-      <w:proofErr w:type="spellStart"/>
-      <w:r>
-        <w:rPr>
-          <w:rFonts w:ascii="Times New Roman" w:eastAsia="Times New Roman" w:hAnsi="Times New Roman" w:cs="Times New Roman"/>
-          <w:sz w:val="22"/>
-          <w:szCs w:val="24"/>
-          <w:lang w:eastAsia="en-US"/>
-        </w:rPr>
-        <w:t>Redux</w:t>
-      </w:r>
-      <w:proofErr w:type="spellEnd"/>
-      <w:r>
-        <w:rPr>
-          <w:rFonts w:ascii="Times New Roman" w:eastAsia="Times New Roman" w:hAnsi="Times New Roman" w:cs="Times New Roman"/>
-          <w:sz w:val="22"/>
-          <w:szCs w:val="24"/>
-          <w:lang w:eastAsia="en-US"/>
-        </w:rPr>
-        <w:t xml:space="preserve"> Toolkit, </w:t>
+        <w:t xml:space="preserve"> Redux Toolkit, </w:t>
       </w:r>
       <w:proofErr w:type="spellStart"/>
       <w:r>
@@ -995,130 +918,36 @@
           <w:szCs w:val="24"/>
           <w:lang w:eastAsia="en-US"/>
         </w:rPr>
-        <w:t xml:space="preserve">Cloud &amp; </w:t>
+        <w:t>Cloud &amp; DevOps:</w:t>
+      </w:r>
+      <w:r>
+        <w:rPr>
+          <w:rFonts w:ascii="Times New Roman" w:eastAsia="Times New Roman" w:hAnsi="Times New Roman" w:cs="Times New Roman"/>
+          <w:sz w:val="22"/>
+          <w:szCs w:val="24"/>
+          <w:lang w:eastAsia="en-US"/>
+        </w:rPr>
+        <w:t xml:space="preserve"> AWS collaboration, Docker, GitHub Actions, </w:t>
       </w:r>
       <w:proofErr w:type="spellStart"/>
       <w:r>
         <w:rPr>
           <w:rFonts w:ascii="Times New Roman" w:eastAsia="Times New Roman" w:hAnsi="Times New Roman" w:cs="Times New Roman"/>
-          <w:b/>
-          <w:bCs/>
-          <w:sz w:val="22"/>
-          <w:szCs w:val="24"/>
-          <w:lang w:eastAsia="en-US"/>
-        </w:rPr>
-        <w:t>DevOps</w:t>
+          <w:sz w:val="22"/>
+          <w:szCs w:val="24"/>
+          <w:lang w:eastAsia="en-US"/>
+        </w:rPr>
+        <w:t>GitLab</w:t>
       </w:r>
       <w:proofErr w:type="spellEnd"/>
       <w:r>
         <w:rPr>
           <w:rFonts w:ascii="Times New Roman" w:eastAsia="Times New Roman" w:hAnsi="Times New Roman" w:cs="Times New Roman"/>
-          <w:b/>
-          <w:bCs/>
-          <w:sz w:val="22"/>
-          <w:szCs w:val="24"/>
-          <w:lang w:eastAsia="en-US"/>
-        </w:rPr>
-        <w:t>:</w:t>
-      </w:r>
-      <w:r>
-        <w:rPr>
-          <w:rFonts w:ascii="Times New Roman" w:eastAsia="Times New Roman" w:hAnsi="Times New Roman" w:cs="Times New Roman"/>
-          <w:sz w:val="22"/>
-          <w:szCs w:val="24"/>
-          <w:lang w:eastAsia="en-US"/>
-        </w:rPr>
-        <w:t xml:space="preserve"> AWS collaboration, </w:t>
-      </w:r>
-      <w:proofErr w:type="spellStart"/>
-      <w:r>
-        <w:rPr>
-          <w:rFonts w:ascii="Times New Roman" w:eastAsia="Times New Roman" w:hAnsi="Times New Roman" w:cs="Times New Roman"/>
-          <w:sz w:val="22"/>
-          <w:szCs w:val="24"/>
-          <w:lang w:eastAsia="en-US"/>
-        </w:rPr>
-        <w:t>Docker</w:t>
-      </w:r>
-      <w:proofErr w:type="spellEnd"/>
-      <w:r>
-        <w:rPr>
-          <w:rFonts w:ascii="Times New Roman" w:eastAsia="Times New Roman" w:hAnsi="Times New Roman" w:cs="Times New Roman"/>
-          <w:sz w:val="22"/>
-          <w:szCs w:val="24"/>
-          <w:lang w:eastAsia="en-US"/>
-        </w:rPr>
-        <w:t xml:space="preserve">, </w:t>
-      </w:r>
-      <w:proofErr w:type="spellStart"/>
-      <w:r>
-        <w:rPr>
-          <w:rFonts w:ascii="Times New Roman" w:eastAsia="Times New Roman" w:hAnsi="Times New Roman" w:cs="Times New Roman"/>
-          <w:sz w:val="22"/>
-          <w:szCs w:val="24"/>
-          <w:lang w:eastAsia="en-US"/>
-        </w:rPr>
-        <w:t>GitHub</w:t>
-      </w:r>
-      <w:proofErr w:type="spellEnd"/>
-      <w:r>
-        <w:rPr>
-          <w:rFonts w:ascii="Times New Roman" w:eastAsia="Times New Roman" w:hAnsi="Times New Roman" w:cs="Times New Roman"/>
-          <w:sz w:val="22"/>
-          <w:szCs w:val="24"/>
-          <w:lang w:eastAsia="en-US"/>
-        </w:rPr>
-        <w:t xml:space="preserve"> Actions, </w:t>
-      </w:r>
-      <w:proofErr w:type="spellStart"/>
-      <w:r>
-        <w:rPr>
-          <w:rFonts w:ascii="Times New Roman" w:eastAsia="Times New Roman" w:hAnsi="Times New Roman" w:cs="Times New Roman"/>
-          <w:sz w:val="22"/>
-          <w:szCs w:val="24"/>
-          <w:lang w:eastAsia="en-US"/>
-        </w:rPr>
-        <w:t>GitLab</w:t>
-      </w:r>
-      <w:proofErr w:type="spellEnd"/>
-      <w:r>
-        <w:rPr>
-          <w:rFonts w:ascii="Times New Roman" w:eastAsia="Times New Roman" w:hAnsi="Times New Roman" w:cs="Times New Roman"/>
-          <w:sz w:val="22"/>
-          <w:szCs w:val="24"/>
-          <w:lang w:eastAsia="en-US"/>
-        </w:rPr>
-        <w:t xml:space="preserve"> CI, </w:t>
-      </w:r>
-      <w:proofErr w:type="spellStart"/>
-      <w:r>
-        <w:rPr>
-          <w:rFonts w:ascii="Times New Roman" w:eastAsia="Times New Roman" w:hAnsi="Times New Roman" w:cs="Times New Roman"/>
-          <w:sz w:val="22"/>
-          <w:szCs w:val="24"/>
-          <w:lang w:eastAsia="en-US"/>
-        </w:rPr>
-        <w:t>Nginx</w:t>
-      </w:r>
-      <w:proofErr w:type="spellEnd"/>
-      <w:r>
-        <w:rPr>
-          <w:rFonts w:ascii="Times New Roman" w:eastAsia="Times New Roman" w:hAnsi="Times New Roman" w:cs="Times New Roman"/>
-          <w:sz w:val="22"/>
-          <w:szCs w:val="24"/>
-          <w:lang w:eastAsia="en-US"/>
-        </w:rPr>
-        <w:t xml:space="preserve"> environment awareness, </w:t>
-      </w:r>
-      <w:bookmarkStart w:id="0" w:name="_GoBack"/>
-      <w:r>
-        <w:rPr>
-          <w:rFonts w:ascii="Times New Roman" w:eastAsia="Times New Roman" w:hAnsi="Times New Roman" w:cs="Times New Roman"/>
-          <w:sz w:val="22"/>
-          <w:szCs w:val="24"/>
-          <w:lang w:eastAsia="en-US"/>
-        </w:rPr>
-        <w:t>Linux basics, frontend build pipelines, artifact packaging, release coordination, environment configuration, CI validation support</w:t>
+          <w:sz w:val="22"/>
+          <w:szCs w:val="24"/>
+          <w:lang w:eastAsia="en-US"/>
+        </w:rPr>
+        <w:t xml:space="preserve"> CI, Nginx environment awareness, Linux basics, frontend build pipelines, artifact packaging, release coordination, environment configuration, CI validation support</w:t>
       </w:r>
     </w:p>
     <w:p>
@@ -1136,53 +965,40 @@
           <w:lang w:eastAsia="en-US"/>
         </w:rPr>
       </w:pPr>
+      <w:r>
+        <w:rPr>
+          <w:rFonts w:ascii="Times New Roman" w:eastAsia="Times New Roman" w:hAnsi="Times New Roman" w:cs="Times New Roman"/>
+          <w:b/>
+          <w:bCs/>
+          <w:sz w:val="22"/>
+          <w:szCs w:val="24"/>
+          <w:lang w:eastAsia="en-US"/>
+        </w:rPr>
+        <w:t>Observability / Quality / Security:</w:t>
+      </w:r>
+      <w:r>
+        <w:rPr>
+          <w:rFonts w:ascii="Times New Roman" w:eastAsia="Times New Roman" w:hAnsi="Times New Roman" w:cs="Times New Roman"/>
+          <w:sz w:val="22"/>
+          <w:szCs w:val="24"/>
+          <w:lang w:eastAsia="en-US"/>
+        </w:rPr>
+        <w:t xml:space="preserve"> Jest, React Testing Library, Cypress, Playwright, unit testing, integration testing, end-to-end testing, structured logging collaboration, Sentry, </w:t>
+      </w:r>
       <w:proofErr w:type="spellStart"/>
       <w:r>
         <w:rPr>
           <w:rFonts w:ascii="Times New Roman" w:eastAsia="Times New Roman" w:hAnsi="Times New Roman" w:cs="Times New Roman"/>
-          <w:b/>
-          <w:bCs/>
-          <w:sz w:val="22"/>
-          <w:szCs w:val="24"/>
-          <w:lang w:eastAsia="en-US"/>
-        </w:rPr>
-        <w:t>Observability</w:t>
+          <w:sz w:val="22"/>
+          <w:szCs w:val="24"/>
+          <w:lang w:eastAsia="en-US"/>
+        </w:rPr>
+        <w:t>OpenTelemetry</w:t>
       </w:r>
       <w:proofErr w:type="spellEnd"/>
       <w:r>
         <w:rPr>
           <w:rFonts w:ascii="Times New Roman" w:eastAsia="Times New Roman" w:hAnsi="Times New Roman" w:cs="Times New Roman"/>
-          <w:b/>
-          <w:bCs/>
-          <w:sz w:val="22"/>
-          <w:szCs w:val="24"/>
-          <w:lang w:eastAsia="en-US"/>
-        </w:rPr>
-        <w:t xml:space="preserve"> / Quality / Security:</w:t>
-      </w:r>
-      <w:r>
-        <w:rPr>
-          <w:rFonts w:ascii="Times New Roman" w:eastAsia="Times New Roman" w:hAnsi="Times New Roman" w:cs="Times New Roman"/>
-          <w:sz w:val="22"/>
-          <w:szCs w:val="24"/>
-          <w:lang w:eastAsia="en-US"/>
-        </w:rPr>
-        <w:t xml:space="preserve"> Jest, React Testing Library, Cypress, Playwright, unit testing, integration testing, end-to-end testing, structured logging collaboration, Sentry, </w:t>
-      </w:r>
-      <w:proofErr w:type="spellStart"/>
-      <w:r>
-        <w:rPr>
-          <w:rFonts w:ascii="Times New Roman" w:eastAsia="Times New Roman" w:hAnsi="Times New Roman" w:cs="Times New Roman"/>
-          <w:sz w:val="22"/>
-          <w:szCs w:val="24"/>
-          <w:lang w:eastAsia="en-US"/>
-        </w:rPr>
-        <w:t>OpenTelemetry</w:t>
-      </w:r>
-      <w:proofErr w:type="spellEnd"/>
-      <w:r>
-        <w:rPr>
-          <w:rFonts w:ascii="Times New Roman" w:eastAsia="Times New Roman" w:hAnsi="Times New Roman" w:cs="Times New Roman"/>
           <w:sz w:val="22"/>
           <w:szCs w:val="24"/>
           <w:lang w:eastAsia="en-US"/>
@@ -1190,7 +1006,6 @@
         <w:t xml:space="preserve"> basics, correlation IDs, OWASP-aware frontend practices, route protection, rate-limit aware UX handling, audit-sensitive UI flows</w:t>
       </w:r>
     </w:p>
-    <w:bookmarkEnd w:id="0"/>
     <w:p>
       <w:pPr>
         <w:pStyle w:val="Heading3"/>
@@ -1297,7 +1112,16 @@
           <w:sz w:val="22"/>
           <w:szCs w:val="28"/>
         </w:rPr>
-        <w:t>Dec 2025)</w:t>
+        <w:t>May 2026</w:t>
+      </w:r>
+      <w:r>
+        <w:rPr>
+          <w:rFonts w:asciiTheme="majorBidi" w:hAnsiTheme="majorBidi" w:cstheme="majorBidi"/>
+          <w:i/>
+          <w:sz w:val="22"/>
+          <w:szCs w:val="28"/>
+        </w:rPr>
+        <w:t>)</w:t>
       </w:r>
     </w:p>
     <w:p>
@@ -2264,7 +2088,6 @@
         </w:rPr>
         <w:t xml:space="preserve">Migrated shared state handling from legacy </w:t>
       </w:r>
-      <w:proofErr w:type="spellStart"/>
       <w:r>
         <w:rPr>
           <w:rFonts w:ascii="Times New Roman" w:eastAsia="Times New Roman" w:hAnsi="Times New Roman" w:cs="Times New Roman"/>
@@ -2276,7 +2099,6 @@
         </w:rPr>
         <w:t>Redux</w:t>
       </w:r>
-      <w:proofErr w:type="spellEnd"/>
       <w:r>
         <w:rPr>
           <w:rFonts w:ascii="Times New Roman" w:eastAsia="Times New Roman" w:hAnsi="Times New Roman" w:cs="Times New Roman"/>
@@ -2734,7 +2556,7 @@
           <w:sz w:val="22"/>
           <w:szCs w:val="28"/>
         </w:rPr>
-        <w:t>Sept</w:t>
+        <w:t>Sep</w:t>
       </w:r>
       <w:r>
         <w:rPr>
@@ -6835,7 +6657,6 @@
       <w:jc w:val="both"/>
     </w:pPr>
     <w:tblPr>
-      <w:tblInd w:w="0" w:type="dxa"/>
       <w:tblBorders>
         <w:top w:val="single" w:sz="4" w:space="0" w:color="auto"/>
         <w:left w:val="single" w:sz="4" w:space="0" w:color="auto"/>
@@ -6844,17 +6665,12 @@
         <w:insideH w:val="single" w:sz="4" w:space="0" w:color="auto"/>
         <w:insideV w:val="single" w:sz="4" w:space="0" w:color="auto"/>
       </w:tblBorders>
-      <w:tblCellMar>
-        <w:top w:w="0" w:type="dxa"/>
-        <w:left w:w="108" w:type="dxa"/>
-        <w:bottom w:w="0" w:type="dxa"/>
-        <w:right w:w="108" w:type="dxa"/>
-      </w:tblCellMar>
     </w:tblPr>
   </w:style>
   <w:style w:type="character" w:customStyle="1" w:styleId="NormalWebChar">
     <w:name w:val="Normal (Web) Char"/>
     <w:link w:val="NormalWeb"/>
+    <w:uiPriority w:val="99"/>
     <w:rPr>
       <w:kern w:val="0"/>
       <w:sz w:val="24"/>
@@ -7121,7 +6937,6 @@
       <w:jc w:val="both"/>
     </w:pPr>
     <w:tblPr>
-      <w:tblInd w:w="0" w:type="dxa"/>
       <w:tblBorders>
         <w:top w:val="single" w:sz="4" w:space="0" w:color="auto"/>
         <w:left w:val="single" w:sz="4" w:space="0" w:color="auto"/>
@@ -7130,17 +6945,12 @@
         <w:insideH w:val="single" w:sz="4" w:space="0" w:color="auto"/>
         <w:insideV w:val="single" w:sz="4" w:space="0" w:color="auto"/>
       </w:tblBorders>
-      <w:tblCellMar>
-        <w:top w:w="0" w:type="dxa"/>
-        <w:left w:w="108" w:type="dxa"/>
-        <w:bottom w:w="0" w:type="dxa"/>
-        <w:right w:w="108" w:type="dxa"/>
-      </w:tblCellMar>
     </w:tblPr>
   </w:style>
   <w:style w:type="character" w:customStyle="1" w:styleId="NormalWebChar">
     <w:name w:val="Normal (Web) Char"/>
     <w:link w:val="NormalWeb"/>
+    <w:uiPriority w:val="99"/>
     <w:rPr>
       <w:kern w:val="0"/>
       <w:sz w:val="24"/>
